--- a/output/第10期計画_資料を受領できない場合のサービス見込量.docx
+++ b/output/第10期計画_資料を受領できない場合のサービス見込量.docx
@@ -12455,7 +12455,7 @@
           <w:rFonts w:ascii="游ゴシック" w:hAnsi="游ゴシック" w:eastAsia="游ゴシック"/>
           <w:sz w:val="17"/>
         </w:rPr>
-        <w:t>※ 地域密着型介護老人福祉施設は令和11年度に定員の99.9％に達します。認知症対応型共同生活介護の定員は99人に［要確認］を併記しています（東川町の1事業所が介護サービス情報公表システムに掲載されておらず定員を確認できないため。確認事項No.88）。年報は施設の所在地を問わず当広域連合の被保険者を数えるため、区域内の定員は必要利用定員総数の上限ではありません（確認事項No.141）。</w:t>
+        <w:t>※ 地域密着型介護老人福祉施設は令和11年度に定員の99.9％に達する見込みです。認知症対応型共同生活介護の定員は99人に［要確認］を併記しています（東川町の1事業所が介護サービス情報公表システムに掲載されておらず定員を確認できないため。確認事項No.88）。年報は施設の所在地を問わず当広域連合の被保険者を数えるため、区域内の定員は必要利用定員総数の上限ではありません（確認事項No.141）。</w:t>
       </w:r>
     </w:p>
     <w:p>

--- a/output/第10期計画_資料を受領できない場合のサービス見込量.docx
+++ b/output/第10期計画_資料を受領できない場合のサービス見込量.docx
@@ -1181,7 +1181,7 @@
           <w:b w:val="0"/>
           <w:sz w:val="21"/>
         </w:rPr>
-        <w:t>1人1月あたり給付費を令和7年度の実績で固定しており、実績が年率1.75％で伸びてきたことを見込んでいません。これを織り込むと月額は＋185円から＋374円に当たります。令和9年度は介護報酬改定の年であり、改定率3％なら＋182円です。資料が届かないことによる偏りは、保険料が低く出る側にあります。見込量を低く置いて保険料が不足すると第10期の途中で財源が足りなくなるため、この偏りは第2次概算までに是正の要否をご判断いただく必要があります。</w:t>
+        <w:t>1人1月あたり給付費を令和7年度の実績で固定しており、実績が年率1.75％で伸びてきたことを見込んでいません。これを織り込むと月額は＋185円から＋374円に当たります。令和9年度は介護報酬改定の年であり、改定率3％なら＋182円です。加えて、令和9年度改定を待たずに令和8年度にも改定が行われることが国から示されており、令和7年度の単価は2回分の改定を織り込んでいません。資料が届かないことによる偏りは、保険料が低く出る側にあります。見込量を低く置いて保険料が不足すると第10期の途中で財源が足りなくなるため、この偏りは第2次概算までに是正の要否をご判断いただく必要があります。</w:t>
       </w:r>
     </w:p>
     <w:p>

--- a/output/第10期計画_資料を受領できない場合のサービス見込量.docx
+++ b/output/第10期計画_資料を受領できない場合のサービス見込量.docx
@@ -406,7 +406,7 @@
                 <w:b w:val="0"/>
                 <w:sz w:val="17"/>
               </w:rPr>
-              <w:t>9,031,900,444円</w:t>
+              <w:t>9,035,114,142円</w:t>
             </w:r>
           </w:p>
         </w:tc>
@@ -469,7 +469,7 @@
                 <w:b w:val="0"/>
                 <w:sz w:val="17"/>
               </w:rPr>
-              <w:t>6,436円</w:t>
+              <w:t>6,438円</w:t>
             </w:r>
           </w:p>
         </w:tc>
@@ -878,7 +878,7 @@
                 <w:b w:val="0"/>
                 <w:sz w:val="17"/>
               </w:rPr>
-              <w:t>4件</w:t>
+              <w:t>2件</w:t>
             </w:r>
           </w:p>
         </w:tc>
@@ -1143,7 +1143,7 @@
           <w:b/>
           <w:sz w:val="21"/>
         </w:rPr>
-        <w:t>保険料基準額は、算定上の月額6,436円を百円未満四捨五入して6,400円となり、第9期の基準額（6,400円）と同額です。</w:t>
+        <w:t>保険料基準額は、算定上の月額6,438円を百円未満四捨五入して6,400円となり、第9期の基準額（6,400円）と同額です。</w:t>
       </w:r>
     </w:p>
     <w:p>
@@ -1168,7 +1168,7 @@
           <w:b/>
           <w:sz w:val="21"/>
         </w:rPr>
-        <w:t>ただし、6,436円は据え置き前提の下限に近い値です。</w:t>
+        <w:t>ただし、6,438円は据え置き前提の下限に近い値です。</w:t>
       </w:r>
     </w:p>
     <w:p>
@@ -9792,7 +9792,7 @@
                 <w:b w:val="0"/>
                 <w:sz w:val="17"/>
               </w:rPr>
-              <w:t>2,978,267,893</w:t>
+              <w:t>2,978,975,041</w:t>
             </w:r>
           </w:p>
         </w:tc>
@@ -9812,7 +9812,7 @@
                 <w:b w:val="0"/>
                 <w:sz w:val="17"/>
               </w:rPr>
-              <w:t>3,010,470,894</w:t>
+              <w:t>3,011,540,164</w:t>
             </w:r>
           </w:p>
         </w:tc>
@@ -9832,7 +9832,7 @@
                 <w:b w:val="0"/>
                 <w:sz w:val="17"/>
               </w:rPr>
-              <w:t>3,043,161,657</w:t>
+              <w:t>3,044,598,937</w:t>
             </w:r>
           </w:p>
         </w:tc>
@@ -9852,7 +9852,7 @@
                 <w:b w:val="0"/>
                 <w:sz w:val="17"/>
               </w:rPr>
-              <w:t>9,031,900,444</w:t>
+              <w:t>9,035,114,142</w:t>
             </w:r>
           </w:p>
         </w:tc>
@@ -10033,7 +10033,7 @@
                 <w:b w:val="0"/>
                 <w:sz w:val="17"/>
               </w:rPr>
-              <w:t>9,565,616,321</w:t>
+              <w:t>9,569,019,924</w:t>
             </w:r>
           </w:p>
         </w:tc>
@@ -10164,7 +10164,7 @@
                 <w:b w:val="0"/>
                 <w:sz w:val="17"/>
               </w:rPr>
-              <w:t>10,097,100,098</w:t>
+              <w:t>10,100,503,701</w:t>
             </w:r>
           </w:p>
         </w:tc>
@@ -10231,7 +10231,7 @@
                 <w:b w:val="0"/>
                 <w:sz w:val="17"/>
               </w:rPr>
-              <w:t>9,887,004,275</w:t>
+              <w:t>9,890,407,878</w:t>
             </w:r>
           </w:p>
         </w:tc>
@@ -10295,7 +10295,7 @@
                 <w:b w:val="0"/>
                 <w:sz w:val="17"/>
               </w:rPr>
-              <w:t>2,322,333,022</w:t>
+              <w:t>2,323,115,851</w:t>
             </w:r>
           </w:p>
         </w:tc>
@@ -10362,7 +10362,7 @@
                 <w:b w:val="0"/>
                 <w:sz w:val="17"/>
               </w:rPr>
-              <w:t>494,350,214</w:t>
+              <w:t>494,520,394</w:t>
             </w:r>
           </w:p>
         </w:tc>
@@ -10426,7 +10426,7 @@
                 <w:b w:val="0"/>
                 <w:sz w:val="17"/>
               </w:rPr>
-              <w:t>729,213,412</w:t>
+              <w:t>729,464,444</w:t>
             </w:r>
           </w:p>
         </w:tc>
@@ -10755,7 +10755,7 @@
                 <w:b w:val="0"/>
                 <w:sz w:val="17"/>
               </w:rPr>
-              <w:t>2,087,469,824</w:t>
+              <w:t>2,088,171,801</w:t>
             </w:r>
           </w:p>
         </w:tc>
@@ -10893,7 +10893,7 @@
                 <w:b w:val="0"/>
                 <w:sz w:val="17"/>
               </w:rPr>
-              <w:t>2,087,469,824円</w:t>
+              <w:t>2,088,171,801円</w:t>
             </w:r>
           </w:p>
         </w:tc>
@@ -11029,7 +11029,7 @@
                 <w:b w:val="0"/>
                 <w:sz w:val="17"/>
               </w:rPr>
-              <w:t>6,436円</w:t>
+              <w:t>6,438円</w:t>
             </w:r>
           </w:p>
         </w:tc>
@@ -11224,9 +11224,9 @@
           <w:rFonts w:ascii="游ゴシック" w:hAnsi="游ゴシック" w:eastAsia="游ゴシック"/>
           <w:sz w:val="17"/>
         </w:rPr>
-        <w:t>※ 保険料は3か年同一です。年度別の月額は6,394円・6,436円・6,478円で、その平均が6,436円になります。</w:t>
+        <w:t>※ 保険料は3か年同一です。年度別の月額は6,394円・6,436円・6,478円で、その平均が6,438円になります。</w:t>
         <w:br/>
-        <w:t>第9期計画は算定上の月額6,428円を百円未満四捨五入して基準額6,400円としています。第10期も同じ扱いとすると、本書の算定（6,436円）でも基準額は6,400円となり、第9期と同額です。</w:t>
+        <w:t>第9期計画は算定上の月額6,428円を百円未満四捨五入して基準額6,400円としています。第10期も同じ扱いとすると、本書の算定（6,438円）でも基準額は6,400円となり、第9期と同額です。</w:t>
         <w:br/>
         <w:t>「一律の伸びによる場合」の6,428円と第9期の算定上の値6,428円が同じ数字になるのは偶然です。別のものを算定した結果がたまたま一致したもので、同じ値を引いているのではありません。</w:t>
       </w:r>
@@ -13228,7 +13228,7 @@
                 <w:b w:val="0"/>
                 <w:sz w:val="17"/>
               </w:rPr>
-              <w:t>3,043,161,657</w:t>
+              <w:t>3,044,598,937</w:t>
             </w:r>
           </w:p>
         </w:tc>
@@ -13249,7 +13249,7 @@
                 <w:b w:val="0"/>
                 <w:sz w:val="17"/>
               </w:rPr>
-              <w:t>3,310,122,835</w:t>
+              <w:t>3,317,848,527</w:t>
             </w:r>
           </w:p>
         </w:tc>
@@ -13270,7 +13270,7 @@
                 <w:b w:val="0"/>
                 <w:sz w:val="17"/>
               </w:rPr>
-              <w:t>3,408,932,536</w:t>
+              <w:t>3,418,469,468</w:t>
             </w:r>
           </w:p>
         </w:tc>
@@ -13332,7 +13332,328 @@
           <w:b/>
           <w:sz w:val="22"/>
         </w:rPr>
-        <w:t>区分A　受託者の側で確定できるもの（4件）</w:t>
+        <w:t>解消済み　受託者の側で確定したもの（2件）</w:t>
+      </w:r>
+    </w:p>
+    <w:p>
+      <w:pPr>
+        <w:spacing w:after="80"/>
+      </w:pPr>
+      <w:r>
+        <w:rPr>
+          <w:rFonts w:ascii="游ゴシック" w:hAnsi="游ゴシック" w:eastAsia="游ゴシック"/>
+          <w:b w:val="0"/>
+          <w:sz w:val="20"/>
+        </w:rPr>
+        <w:t>令和8年10月1日に当方で確定し、据え置きではなくなりました。要介護度別の単価と要介護度別の1人1月あたり利用回（日）数です。</w:t>
+      </w:r>
+    </w:p>
+    <w:p>
+      <w:pPr>
+        <w:keepNext/>
+        <w:spacing w:before="140" w:after="40"/>
+      </w:pPr>
+      <w:r>
+        <w:rPr>
+          <w:rFonts w:ascii="游ゴシック" w:hAnsi="游ゴシック" w:eastAsia="游ゴシック"/>
+          <w:b/>
+          <w:sz w:val="20"/>
+        </w:rPr>
+        <w:t>表13　受託者の側で確定したもの</w:t>
+      </w:r>
+    </w:p>
+    <w:tbl>
+      <w:tblPr>
+        <w:tblStyle w:val="TableGrid"/>
+        <w:tblW w:type="auto" w:w="0"/>
+        <w:jc w:val="center"/>
+        <w:tblLayout w:type="fixed"/>
+        <w:tblCellMar>
+          <w:top w:w="22" w:type="dxa"/>
+          <w:left w:w="56" w:type="dxa"/>
+          <w:bottom w:w="22" w:type="dxa"/>
+          <w:right w:w="56" w:type="dxa"/>
+        </w:tblCellMar>
+        <w:tblLook w:firstColumn="1" w:firstRow="1" w:lastColumn="0" w:lastRow="0" w:noHBand="0" w:noVBand="1" w:val="04A0"/>
+      </w:tblPr>
+      <w:tblGrid>
+        <w:gridCol w:w="3756"/>
+        <w:gridCol w:w="3756"/>
+        <w:gridCol w:w="3756"/>
+        <w:gridCol w:w="3756"/>
+      </w:tblGrid>
+      <w:tr>
+        <w:trPr>
+          <w:tblHeader/>
+        </w:trPr>
+        <w:tc>
+          <w:tcPr>
+            <w:tcW w:type="dxa" w:w="2494"/>
+            <w:shd w:val="clear" w:color="auto" w:fill="1F3864"/>
+            <w:vAlign w:val="center"/>
+          </w:tcPr>
+          <w:p>
+            <w:pPr>
+              <w:spacing w:after="0"/>
+              <w:jc w:val="center"/>
+            </w:pPr>
+            <w:r>
+              <w:rPr>
+                <w:rFonts w:ascii="游ゴシック" w:hAnsi="游ゴシック" w:eastAsia="游ゴシック"/>
+                <w:b/>
+                <w:color w:val="FFFFFF"/>
+                <w:sz w:val="17"/>
+              </w:rPr>
+              <w:t>項目</w:t>
+            </w:r>
+          </w:p>
+        </w:tc>
+        <w:tc>
+          <w:tcPr>
+            <w:tcW w:type="dxa" w:w="5443"/>
+            <w:shd w:val="clear" w:color="auto" w:fill="1F3864"/>
+            <w:vAlign w:val="center"/>
+          </w:tcPr>
+          <w:p>
+            <w:pPr>
+              <w:spacing w:after="0"/>
+              <w:jc w:val="center"/>
+            </w:pPr>
+            <w:r>
+              <w:rPr>
+                <w:rFonts w:ascii="游ゴシック" w:hAnsi="游ゴシック" w:eastAsia="游ゴシック"/>
+                <w:b/>
+                <w:color w:val="FFFFFF"/>
+                <w:sz w:val="17"/>
+              </w:rPr>
+              <w:t>本書での置き方</w:t>
+            </w:r>
+          </w:p>
+        </w:tc>
+        <w:tc>
+          <w:tcPr>
+            <w:tcW w:type="dxa" w:w="1247"/>
+            <w:shd w:val="clear" w:color="auto" w:fill="1F3864"/>
+            <w:vAlign w:val="center"/>
+          </w:tcPr>
+          <w:p>
+            <w:pPr>
+              <w:spacing w:after="0"/>
+              <w:jc w:val="center"/>
+            </w:pPr>
+            <w:r>
+              <w:rPr>
+                <w:rFonts w:ascii="游ゴシック" w:hAnsi="游ゴシック" w:eastAsia="游ゴシック"/>
+                <w:b/>
+                <w:color w:val="FFFFFF"/>
+                <w:sz w:val="17"/>
+              </w:rPr>
+              <w:t>確認事項</w:t>
+            </w:r>
+          </w:p>
+        </w:tc>
+        <w:tc>
+          <w:tcPr>
+            <w:tcW w:type="dxa" w:w="5783"/>
+            <w:shd w:val="clear" w:color="auto" w:fill="1F3864"/>
+            <w:vAlign w:val="center"/>
+          </w:tcPr>
+          <w:p>
+            <w:pPr>
+              <w:spacing w:after="0"/>
+              <w:jc w:val="center"/>
+            </w:pPr>
+            <w:r>
+              <w:rPr>
+                <w:rFonts w:ascii="游ゴシック" w:hAnsi="游ゴシック" w:eastAsia="游ゴシック"/>
+                <w:b/>
+                <w:color w:val="FFFFFF"/>
+                <w:sz w:val="17"/>
+              </w:rPr>
+              <w:t>月額への効き</w:t>
+            </w:r>
+          </w:p>
+        </w:tc>
+      </w:tr>
+      <w:tr>
+        <w:trPr>
+          <w:cantSplit/>
+        </w:trPr>
+        <w:tc>
+          <w:tcPr>
+            <w:tcW w:type="dxa" w:w="2494"/>
+            <w:vAlign w:val="center"/>
+          </w:tcPr>
+          <w:p>
+            <w:pPr>
+              <w:spacing w:after="0"/>
+            </w:pPr>
+            <w:r>
+              <w:rPr>
+                <w:rFonts w:ascii="游ゴシック" w:hAnsi="游ゴシック" w:eastAsia="游ゴシック"/>
+                <w:b/>
+                <w:sz w:val="17"/>
+              </w:rPr>
+              <w:t>要介護度別の単価</w:t>
+            </w:r>
+          </w:p>
+        </w:tc>
+        <w:tc>
+          <w:tcPr>
+            <w:tcW w:type="dxa" w:w="5443"/>
+            <w:vAlign w:val="center"/>
+          </w:tcPr>
+          <w:p>
+            <w:pPr>
+              <w:spacing w:after="0"/>
+            </w:pPr>
+            <w:r>
+              <w:rPr>
+                <w:rFonts w:ascii="游ゴシック" w:hAnsi="游ゴシック" w:eastAsia="游ゴシック"/>
+                <w:b w:val="0"/>
+                <w:sz w:val="17"/>
+              </w:rPr>
+              <w:t>**令和8年10月1日に採用し、据え置きを解消した。**要介護度間の比を給付費データ（保険者単位）から採り、水準は総括表に合わせて比例調整し</w:t>
+            </w:r>
+          </w:p>
+        </w:tc>
+        <w:tc>
+          <w:tcPr>
+            <w:tcW w:type="dxa" w:w="1247"/>
+            <w:vAlign w:val="center"/>
+          </w:tcPr>
+          <w:p>
+            <w:pPr>
+              <w:spacing w:after="0"/>
+            </w:pPr>
+            <w:r>
+              <w:rPr>
+                <w:rFonts w:ascii="游ゴシック" w:hAnsi="游ゴシック" w:eastAsia="游ゴシック"/>
+                <w:b w:val="0"/>
+                <w:sz w:val="17"/>
+              </w:rPr>
+              <w:t>―</w:t>
+            </w:r>
+          </w:p>
+        </w:tc>
+        <w:tc>
+          <w:tcPr>
+            <w:tcW w:type="dxa" w:w="5783"/>
+            <w:vAlign w:val="center"/>
+          </w:tcPr>
+          <w:p>
+            <w:pPr>
+              <w:spacing w:after="0"/>
+            </w:pPr>
+            <w:r>
+              <w:rPr>
+                <w:rFonts w:ascii="游ゴシック" w:hAnsi="游ゴシック" w:eastAsia="游ゴシック"/>
+                <w:b w:val="0"/>
+                <w:sz w:val="17"/>
+              </w:rPr>
+              <w:t>採用により総給付費（3か年）＋3,213,698円・月額＋2.17円。保険料基準額は6,400円で変わら</w:t>
+            </w:r>
+          </w:p>
+        </w:tc>
+      </w:tr>
+      <w:tr>
+        <w:trPr>
+          <w:cantSplit/>
+        </w:trPr>
+        <w:tc>
+          <w:tcPr>
+            <w:tcW w:type="dxa" w:w="2494"/>
+            <w:shd w:val="clear" w:color="auto" w:fill="F2F5FA"/>
+            <w:vAlign w:val="center"/>
+          </w:tcPr>
+          <w:p>
+            <w:pPr>
+              <w:spacing w:after="0"/>
+            </w:pPr>
+            <w:r>
+              <w:rPr>
+                <w:rFonts w:ascii="游ゴシック" w:hAnsi="游ゴシック" w:eastAsia="游ゴシック"/>
+                <w:b/>
+                <w:sz w:val="17"/>
+              </w:rPr>
+              <w:t>1人1月あたり利用回（日）数</w:t>
+            </w:r>
+          </w:p>
+        </w:tc>
+        <w:tc>
+          <w:tcPr>
+            <w:tcW w:type="dxa" w:w="5443"/>
+            <w:shd w:val="clear" w:color="auto" w:fill="F2F5FA"/>
+            <w:vAlign w:val="center"/>
+          </w:tcPr>
+          <w:p>
+            <w:pPr>
+              <w:spacing w:after="0"/>
+            </w:pPr>
+            <w:r>
+              <w:rPr>
+                <w:rFonts w:ascii="游ゴシック" w:hAnsi="游ゴシック" w:eastAsia="游ゴシック"/>
+                <w:b w:val="0"/>
+                <w:sz w:val="17"/>
+              </w:rPr>
+              <w:t>**令和8年10月1日に要介護度別に改め、据え置きを解消した。**従前は要支援・要介護の群でまとめた1人1月あたりで置いていた</w:t>
+            </w:r>
+          </w:p>
+        </w:tc>
+        <w:tc>
+          <w:tcPr>
+            <w:tcW w:type="dxa" w:w="1247"/>
+            <w:shd w:val="clear" w:color="auto" w:fill="F2F5FA"/>
+            <w:vAlign w:val="center"/>
+          </w:tcPr>
+          <w:p>
+            <w:pPr>
+              <w:spacing w:after="0"/>
+            </w:pPr>
+            <w:r>
+              <w:rPr>
+                <w:rFonts w:ascii="游ゴシック" w:hAnsi="游ゴシック" w:eastAsia="游ゴシック"/>
+                <w:b w:val="0"/>
+                <w:sz w:val="17"/>
+              </w:rPr>
+              <w:t>No.110</w:t>
+            </w:r>
+          </w:p>
+        </w:tc>
+        <w:tc>
+          <w:tcPr>
+            <w:tcW w:type="dxa" w:w="5783"/>
+            <w:shd w:val="clear" w:color="auto" w:fill="F2F5FA"/>
+            <w:vAlign w:val="center"/>
+          </w:tcPr>
+          <w:p>
+            <w:pPr>
+              <w:spacing w:after="0"/>
+            </w:pPr>
+            <w:r>
+              <w:rPr>
+                <w:rFonts w:ascii="游ゴシック" w:hAnsi="游ゴシック" w:eastAsia="游ゴシック"/>
+                <w:b w:val="0"/>
+                <w:sz w:val="17"/>
+              </w:rPr>
+              <w:t>給付費には入らないため月額への効きはない。延べの回（日）数が最大＋0.09％（訪問介護）動く</w:t>
+            </w:r>
+          </w:p>
+        </w:tc>
+      </w:tr>
+    </w:tbl>
+    <w:p>
+      <w:pPr>
+        <w:keepNext/>
+        <w:spacing w:before="160" w:after="60"/>
+      </w:pPr>
+      <w:r>
+        <w:rPr>
+          <w:rFonts w:ascii="游ゴシック" w:hAnsi="游ゴシック" w:eastAsia="游ゴシック"/>
+          <w:b/>
+          <w:sz w:val="22"/>
+        </w:rPr>
+        <w:t>区分A　受託者の側で確定できるもの（2件）</w:t>
       </w:r>
     </w:p>
     <w:p>
@@ -13359,7 +13680,7 @@
           <w:b/>
           <w:sz w:val="20"/>
         </w:rPr>
-        <w:t>表13　受託者の側で確定できるもの</w:t>
+        <w:t>表14　受託者の側で確定できるもの</w:t>
       </w:r>
     </w:p>
     <w:tbl>
@@ -13494,7 +13815,7 @@
                 <w:b/>
                 <w:sz w:val="17"/>
               </w:rPr>
-              <w:t>要介護度別の単価</w:t>
+              <w:t>要介護度の構成</w:t>
             </w:r>
           </w:p>
         </w:tc>
@@ -13513,7 +13834,7 @@
                 <w:b w:val="0"/>
                 <w:sz w:val="17"/>
               </w:rPr>
-              <w:t>ツールから要介護度間の比（形）だけを採り、水準は総括表に合わせて比例調整した。採用値は単価固定（06シート）のままとし、07シートに別掲した</w:t>
+              <w:t>年齢階級ごとの要介護度の構成を令和7年度末の実績で固定した。年齢構成の変化による重度化は反映される</w:t>
             </w:r>
           </w:p>
         </w:tc>
@@ -13551,7 +13872,7 @@
                 <w:b w:val="0"/>
                 <w:sz w:val="17"/>
               </w:rPr>
-              <w:t>要介護度別の単価を用いると令和11年度＋0.047％（月額＋2円）、令和22年度＋0.280％</w:t>
+              <w:t>一律の伸びとの差は月額+10円</w:t>
             </w:r>
           </w:p>
         </w:tc>
@@ -13576,7 +13897,7 @@
                 <w:b/>
                 <w:sz w:val="17"/>
               </w:rPr>
-              <w:t>1人1月あたり利用回（日）数</w:t>
+              <w:t>季節補正</w:t>
             </w:r>
           </w:p>
         </w:tc>
@@ -13596,173 +13917,7 @@
                 <w:b w:val="0"/>
                 <w:sz w:val="17"/>
               </w:rPr>
-              <w:t>令和7年度の実績で固定した</w:t>
-            </w:r>
-          </w:p>
-        </w:tc>
-        <w:tc>
-          <w:tcPr>
-            <w:tcW w:type="dxa" w:w="1247"/>
-            <w:shd w:val="clear" w:color="auto" w:fill="F2F5FA"/>
-            <w:vAlign w:val="center"/>
-          </w:tcPr>
-          <w:p>
-            <w:pPr>
-              <w:spacing w:after="0"/>
-            </w:pPr>
-            <w:r>
-              <w:rPr>
-                <w:rFonts w:ascii="游ゴシック" w:hAnsi="游ゴシック" w:eastAsia="游ゴシック"/>
-                <w:b w:val="0"/>
-                <w:sz w:val="17"/>
-              </w:rPr>
-              <w:t>No.110</w:t>
-            </w:r>
-          </w:p>
-        </w:tc>
-        <w:tc>
-          <w:tcPr>
-            <w:tcW w:type="dxa" w:w="5783"/>
-            <w:shd w:val="clear" w:color="auto" w:fill="F2F5FA"/>
-            <w:vAlign w:val="center"/>
-          </w:tcPr>
-          <w:p>
-            <w:pPr>
-              <w:spacing w:after="0"/>
-            </w:pPr>
-            <w:r>
-              <w:rPr>
-                <w:rFonts w:ascii="游ゴシック" w:hAnsi="游ゴシック" w:eastAsia="游ゴシック"/>
-                <w:b w:val="0"/>
-                <w:sz w:val="17"/>
-              </w:rPr>
-              <w:t>回数のみでは月額への効きは小さい</w:t>
-            </w:r>
-          </w:p>
-        </w:tc>
-      </w:tr>
-      <w:tr>
-        <w:trPr>
-          <w:cantSplit/>
-        </w:trPr>
-        <w:tc>
-          <w:tcPr>
-            <w:tcW w:type="dxa" w:w="2494"/>
-            <w:vAlign w:val="center"/>
-          </w:tcPr>
-          <w:p>
-            <w:pPr>
-              <w:spacing w:after="0"/>
-            </w:pPr>
-            <w:r>
-              <w:rPr>
-                <w:rFonts w:ascii="游ゴシック" w:hAnsi="游ゴシック" w:eastAsia="游ゴシック"/>
-                <w:b/>
-                <w:sz w:val="17"/>
-              </w:rPr>
-              <w:t>要介護度の構成</w:t>
-            </w:r>
-          </w:p>
-        </w:tc>
-        <w:tc>
-          <w:tcPr>
-            <w:tcW w:type="dxa" w:w="5443"/>
-            <w:vAlign w:val="center"/>
-          </w:tcPr>
-          <w:p>
-            <w:pPr>
-              <w:spacing w:after="0"/>
-            </w:pPr>
-            <w:r>
-              <w:rPr>
-                <w:rFonts w:ascii="游ゴシック" w:hAnsi="游ゴシック" w:eastAsia="游ゴシック"/>
-                <w:b w:val="0"/>
-                <w:sz w:val="17"/>
-              </w:rPr>
-              <w:t>年齢階級ごとの要介護度の構成を令和7年度末の実績で固定した。年齢構成の変化による重度化は反映される</w:t>
-            </w:r>
-          </w:p>
-        </w:tc>
-        <w:tc>
-          <w:tcPr>
-            <w:tcW w:type="dxa" w:w="1247"/>
-            <w:vAlign w:val="center"/>
-          </w:tcPr>
-          <w:p>
-            <w:pPr>
-              <w:spacing w:after="0"/>
-            </w:pPr>
-            <w:r>
-              <w:rPr>
-                <w:rFonts w:ascii="游ゴシック" w:hAnsi="游ゴシック" w:eastAsia="游ゴシック"/>
-                <w:b w:val="0"/>
-                <w:sz w:val="17"/>
-              </w:rPr>
-              <w:t>―</w:t>
-            </w:r>
-          </w:p>
-        </w:tc>
-        <w:tc>
-          <w:tcPr>
-            <w:tcW w:type="dxa" w:w="5783"/>
-            <w:vAlign w:val="center"/>
-          </w:tcPr>
-          <w:p>
-            <w:pPr>
-              <w:spacing w:after="0"/>
-            </w:pPr>
-            <w:r>
-              <w:rPr>
-                <w:rFonts w:ascii="游ゴシック" w:hAnsi="游ゴシック" w:eastAsia="游ゴシック"/>
-                <w:b w:val="0"/>
-                <w:sz w:val="17"/>
-              </w:rPr>
-              <w:t>一律の伸びとの差は月額+8円</w:t>
-            </w:r>
-          </w:p>
-        </w:tc>
-      </w:tr>
-      <w:tr>
-        <w:trPr>
-          <w:cantSplit/>
-        </w:trPr>
-        <w:tc>
-          <w:tcPr>
-            <w:tcW w:type="dxa" w:w="2494"/>
-            <w:shd w:val="clear" w:color="auto" w:fill="F2F5FA"/>
-            <w:vAlign w:val="center"/>
-          </w:tcPr>
-          <w:p>
-            <w:pPr>
-              <w:spacing w:after="0"/>
-            </w:pPr>
-            <w:r>
-              <w:rPr>
-                <w:rFonts w:ascii="游ゴシック" w:hAnsi="游ゴシック" w:eastAsia="游ゴシック"/>
-                <w:b/>
-                <w:sz w:val="17"/>
-              </w:rPr>
-              <w:t>季節補正</w:t>
-            </w:r>
-          </w:p>
-        </w:tc>
-        <w:tc>
-          <w:tcPr>
-            <w:tcW w:type="dxa" w:w="5443"/>
-            <w:shd w:val="clear" w:color="auto" w:fill="F2F5FA"/>
-            <w:vAlign w:val="center"/>
-          </w:tcPr>
-          <w:p>
-            <w:pPr>
-              <w:spacing w:after="0"/>
-            </w:pPr>
-            <w:r>
-              <w:rPr>
-                <w:rFonts w:ascii="游ゴシック" w:hAnsi="游ゴシック" w:eastAsia="游ゴシック"/>
-                <w:b w:val="0"/>
-                <w:sz w:val="17"/>
-              </w:rPr>
-              <w:t>季節指数の和が12となり換算係数が1.0000で恒等的に消える。補正を行わない</w:t>
+              <w:t>季節指数の和が12となり換算係数が1.0000で恒等的に消える。補正を行わない。**基準年度を完結年度に採る限り効きは0円であり、測定できて</w:t>
             </w:r>
           </w:p>
         </w:tc>
@@ -13846,7 +14001,7 @@
           <w:b/>
           <w:sz w:val="20"/>
         </w:rPr>
-        <w:t>表14　発注者・3町の資料をお願いしているもの</w:t>
+        <w:t>表15　発注者・3町の資料をお願いしているもの</w:t>
       </w:r>
     </w:p>
     <w:tbl>
@@ -15244,7 +15399,7 @@
           <w:b/>
           <w:sz w:val="20"/>
         </w:rPr>
-        <w:t>表15　国の告示・公布を待つもの</w:t>
+        <w:t>表16　国の告示・公布を待つもの</w:t>
       </w:r>
     </w:p>
     <w:tbl>
@@ -15757,7 +15912,7 @@
           <w:b/>
           <w:sz w:val="20"/>
         </w:rPr>
-        <w:t>表16　月額基準額の幅</w:t>
+        <w:t>表17　月額基準額の幅</w:t>
       </w:r>
     </w:p>
     <w:tbl>
@@ -15939,7 +16094,7 @@
                 <w:b w:val="0"/>
                 <w:sz w:val="17"/>
               </w:rPr>
-              <w:t>6,436円</w:t>
+              <w:t>6,438円</w:t>
             </w:r>
           </w:p>
         </w:tc>
@@ -16047,7 +16202,7 @@
                 <w:b w:val="0"/>
                 <w:sz w:val="17"/>
               </w:rPr>
-              <w:t>6,497円</w:t>
+              <w:t>6,499円</w:t>
             </w:r>
           </w:p>
         </w:tc>
@@ -16153,7 +16308,7 @@
                 <w:b w:val="0"/>
                 <w:sz w:val="17"/>
               </w:rPr>
-              <w:t>6,618円</w:t>
+              <w:t>6,620円</w:t>
             </w:r>
           </w:p>
         </w:tc>
@@ -16258,7 +16413,7 @@
                 <w:b w:val="0"/>
                 <w:sz w:val="17"/>
               </w:rPr>
-              <w:t>6,621円</w:t>
+              <w:t>6,623円</w:t>
             </w:r>
           </w:p>
         </w:tc>
@@ -16364,7 +16519,7 @@
                 <w:b w:val="0"/>
                 <w:sz w:val="17"/>
               </w:rPr>
-              <w:t>6,810円</w:t>
+              <w:t>6,812円</w:t>
             </w:r>
           </w:p>
         </w:tc>
@@ -16469,7 +16624,7 @@
                 <w:b w:val="0"/>
                 <w:sz w:val="17"/>
               </w:rPr>
-              <w:t>6,726円</w:t>
+              <w:t>6,728円</w:t>
             </w:r>
           </w:p>
         </w:tc>
@@ -16575,7 +16730,7 @@
                 <w:b w:val="0"/>
                 <w:sz w:val="17"/>
               </w:rPr>
-              <w:t>6,126円</w:t>
+              <w:t>6,128円</w:t>
             </w:r>
           </w:p>
         </w:tc>
@@ -16710,7 +16865,7 @@
           <w:rFonts w:ascii="游ゴシック" w:hAnsi="游ゴシック" w:eastAsia="游ゴシック"/>
           <w:sz w:val="20"/>
         </w:rPr>
-        <w:t>・したがって、6436円は「資料が届かない場合に取り得る値のうち低い側」にあります。高く出して引き下げるより、低く出して引き上げる方が第10期の運営に与える影響が大きいため、第2次概算（令和8年10月30日）までに単価の置き方（確認事項No.137）をご判断いただく必要があります。</w:t>
+        <w:t>・したがって、6438円は「資料が届かない場合に取り得る値のうち低い側」にあります。高く出して引き下げるより、低く出して引き上げる方が第10期の運営に与える影響が大きいため、第2次概算（令和8年10月30日）までに単価の置き方（確認事項No.137）をご判断いただく必要があります。</w:t>
       </w:r>
     </w:p>
     <w:p>
@@ -16839,7 +16994,7 @@
           <w:b/>
           <w:sz w:val="20"/>
         </w:rPr>
-        <w:t>表17　本書の数値の点検</w:t>
+        <w:t>表18　本書の数値の点検</w:t>
       </w:r>
     </w:p>
     <w:tbl>
@@ -17013,7 +17168,7 @@
                 <w:b w:val="0"/>
                 <w:sz w:val="17"/>
               </w:rPr>
-              <w:t>据え置き23件＝A4＋B15＋C4</w:t>
+              <w:t>据え置き23件＝A2＋B15＋C4＋Z2（解消済み）</w:t>
             </w:r>
           </w:p>
         </w:tc>
@@ -17099,7 +17254,7 @@
                 <w:b w:val="0"/>
                 <w:sz w:val="17"/>
               </w:rPr>
-              <w:t>9,031,900,443.929735円</w:t>
+              <w:t>9,035,114,142.285852円</w:t>
             </w:r>
           </w:p>
         </w:tc>
@@ -17183,7 +17338,7 @@
                 <w:b w:val="0"/>
                 <w:sz w:val="17"/>
               </w:rPr>
-              <w:t>6436円（一律の伸びなら6428円、見える化の自然体推計なら6740円）</w:t>
+              <w:t>6438円（一律の伸びなら6428円、見える化の自然体推計なら6740円）</w:t>
             </w:r>
           </w:p>
         </w:tc>

--- a/output/第10期計画_資料を受領できない場合のサービス見込量.docx
+++ b/output/第10期計画_資料を受領できない場合のサービス見込量.docx
@@ -878,7 +878,7 @@
                 <w:b w:val="0"/>
                 <w:sz w:val="17"/>
               </w:rPr>
-              <w:t>2件</w:t>
+              <w:t>0件</w:t>
             </w:r>
           </w:p>
         </w:tc>
@@ -13332,7 +13332,7 @@
           <w:b/>
           <w:sz w:val="22"/>
         </w:rPr>
-        <w:t>解消済み　受託者の側で確定したもの（2件）</w:t>
+        <w:t>解消済み　受託者の側で確定したもの（4件）</w:t>
       </w:r>
     </w:p>
     <w:p>
@@ -13345,7 +13345,7 @@
           <w:b w:val="0"/>
           <w:sz w:val="20"/>
         </w:rPr>
-        <w:t>令和8年10月1日に当方で確定し、据え置きではなくなりました。要介護度別の単価と要介護度別の1人1月あたり利用回（日）数です。</w:t>
+        <w:t>令和8年10月1日に当方で確定し、据え置きではなくなりました。要介護度別の単価、要介護度別の1人1月あたり利用回（日）数、要介護度の構成及び季節補正です。</w:t>
       </w:r>
     </w:p>
     <w:p>
@@ -13641,6 +13641,172 @@
           </w:p>
         </w:tc>
       </w:tr>
+      <w:tr>
+        <w:trPr>
+          <w:cantSplit/>
+        </w:trPr>
+        <w:tc>
+          <w:tcPr>
+            <w:tcW w:type="dxa" w:w="2494"/>
+            <w:vAlign w:val="center"/>
+          </w:tcPr>
+          <w:p>
+            <w:pPr>
+              <w:spacing w:after="0"/>
+            </w:pPr>
+            <w:r>
+              <w:rPr>
+                <w:rFonts w:ascii="游ゴシック" w:hAnsi="游ゴシック" w:eastAsia="游ゴシック"/>
+                <w:b/>
+                <w:sz w:val="17"/>
+              </w:rPr>
+              <w:t>要介護度の構成</w:t>
+            </w:r>
+          </w:p>
+        </w:tc>
+        <w:tc>
+          <w:tcPr>
+            <w:tcW w:type="dxa" w:w="5443"/>
+            <w:vAlign w:val="center"/>
+          </w:tcPr>
+          <w:p>
+            <w:pPr>
+              <w:spacing w:after="0"/>
+            </w:pPr>
+            <w:r>
+              <w:rPr>
+                <w:rFonts w:ascii="游ゴシック" w:hAnsi="游ゴシック" w:eastAsia="游ゴシック"/>
+                <w:b w:val="0"/>
+                <w:sz w:val="17"/>
+              </w:rPr>
+              <w:t>**令和8年10月1日に確定した。**年齢階級ごとの要介護度の構成を令和7年度末（年報 様式1の5）の実績で固定し、将来推計 第1段階の年齢</w:t>
+            </w:r>
+          </w:p>
+        </w:tc>
+        <w:tc>
+          <w:tcPr>
+            <w:tcW w:type="dxa" w:w="1247"/>
+            <w:vAlign w:val="center"/>
+          </w:tcPr>
+          <w:p>
+            <w:pPr>
+              <w:spacing w:after="0"/>
+            </w:pPr>
+            <w:r>
+              <w:rPr>
+                <w:rFonts w:ascii="游ゴシック" w:hAnsi="游ゴシック" w:eastAsia="游ゴシック"/>
+                <w:b w:val="0"/>
+                <w:sz w:val="17"/>
+              </w:rPr>
+              <w:t>―</w:t>
+            </w:r>
+          </w:p>
+        </w:tc>
+        <w:tc>
+          <w:tcPr>
+            <w:tcW w:type="dxa" w:w="5783"/>
+            <w:vAlign w:val="center"/>
+          </w:tcPr>
+          <w:p>
+            <w:pPr>
+              <w:spacing w:after="0"/>
+            </w:pPr>
+            <w:r>
+              <w:rPr>
+                <w:rFonts w:ascii="游ゴシック" w:hAnsi="游ゴシック" w:eastAsia="游ゴシック"/>
+                <w:b w:val="0"/>
+                <w:sz w:val="17"/>
+              </w:rPr>
+              <w:t>一律の伸びとの差は月額＋10円</w:t>
+            </w:r>
+          </w:p>
+        </w:tc>
+      </w:tr>
+      <w:tr>
+        <w:trPr>
+          <w:cantSplit/>
+        </w:trPr>
+        <w:tc>
+          <w:tcPr>
+            <w:tcW w:type="dxa" w:w="2494"/>
+            <w:shd w:val="clear" w:color="auto" w:fill="F2F5FA"/>
+            <w:vAlign w:val="center"/>
+          </w:tcPr>
+          <w:p>
+            <w:pPr>
+              <w:spacing w:after="0"/>
+            </w:pPr>
+            <w:r>
+              <w:rPr>
+                <w:rFonts w:ascii="游ゴシック" w:hAnsi="游ゴシック" w:eastAsia="游ゴシック"/>
+                <w:b/>
+                <w:sz w:val="17"/>
+              </w:rPr>
+              <w:t>季節補正</w:t>
+            </w:r>
+          </w:p>
+        </w:tc>
+        <w:tc>
+          <w:tcPr>
+            <w:tcW w:type="dxa" w:w="5443"/>
+            <w:shd w:val="clear" w:color="auto" w:fill="F2F5FA"/>
+            <w:vAlign w:val="center"/>
+          </w:tcPr>
+          <w:p>
+            <w:pPr>
+              <w:spacing w:after="0"/>
+            </w:pPr>
+            <w:r>
+              <w:rPr>
+                <w:rFonts w:ascii="游ゴシック" w:hAnsi="游ゴシック" w:eastAsia="游ゴシック"/>
+                <w:b w:val="0"/>
+                <w:sz w:val="17"/>
+              </w:rPr>
+              <w:t>**令和8年10月1日に確定した。**季節補正を行わない。基準年度が12か月の完結年度であるため季節指数の和は12となり、年度換算係数は12</w:t>
+            </w:r>
+          </w:p>
+        </w:tc>
+        <w:tc>
+          <w:tcPr>
+            <w:tcW w:type="dxa" w:w="1247"/>
+            <w:shd w:val="clear" w:color="auto" w:fill="F2F5FA"/>
+            <w:vAlign w:val="center"/>
+          </w:tcPr>
+          <w:p>
+            <w:pPr>
+              <w:spacing w:after="0"/>
+            </w:pPr>
+            <w:r>
+              <w:rPr>
+                <w:rFonts w:ascii="游ゴシック" w:hAnsi="游ゴシック" w:eastAsia="游ゴシック"/>
+                <w:b w:val="0"/>
+                <w:sz w:val="17"/>
+              </w:rPr>
+              <w:t>No.103</w:t>
+            </w:r>
+          </w:p>
+        </w:tc>
+        <w:tc>
+          <w:tcPr>
+            <w:tcW w:type="dxa" w:w="5783"/>
+            <w:shd w:val="clear" w:color="auto" w:fill="F2F5FA"/>
+            <w:vAlign w:val="center"/>
+          </w:tcPr>
+          <w:p>
+            <w:pPr>
+              <w:spacing w:after="0"/>
+            </w:pPr>
+            <w:r>
+              <w:rPr>
+                <w:rFonts w:ascii="游ゴシック" w:hAnsi="游ゴシック" w:eastAsia="游ゴシック"/>
+                <w:b w:val="0"/>
+                <w:sz w:val="17"/>
+              </w:rPr>
+              <w:t>効きは0円</w:t>
+            </w:r>
+          </w:p>
+        </w:tc>
+      </w:tr>
     </w:tbl>
     <w:p>
       <w:pPr>
@@ -13653,7 +13819,7 @@
           <w:b/>
           <w:sz w:val="22"/>
         </w:rPr>
-        <w:t>区分A　受託者の側で確定できるもの（2件）</w:t>
+        <w:t>区分A　受託者の側で確定できるもの（0件）</w:t>
       </w:r>
     </w:p>
     <w:p>
@@ -13666,303 +13832,9 @@
           <w:b w:val="0"/>
           <w:sz w:val="20"/>
         </w:rPr>
-        <w:t>資料は要りません。すでに確定しています。</w:t>
+        <w:t>資料の受領を待たずに当方で確定できるものは残っていません。</w:t>
       </w:r>
     </w:p>
-    <w:p>
-      <w:pPr>
-        <w:keepNext/>
-        <w:spacing w:before="140" w:after="40"/>
-      </w:pPr>
-      <w:r>
-        <w:rPr>
-          <w:rFonts w:ascii="游ゴシック" w:hAnsi="游ゴシック" w:eastAsia="游ゴシック"/>
-          <w:b/>
-          <w:sz w:val="20"/>
-        </w:rPr>
-        <w:t>表14　受託者の側で確定できるもの</w:t>
-      </w:r>
-    </w:p>
-    <w:tbl>
-      <w:tblPr>
-        <w:tblStyle w:val="TableGrid"/>
-        <w:tblW w:type="auto" w:w="0"/>
-        <w:jc w:val="center"/>
-        <w:tblLayout w:type="fixed"/>
-        <w:tblCellMar>
-          <w:top w:w="22" w:type="dxa"/>
-          <w:left w:w="56" w:type="dxa"/>
-          <w:bottom w:w="22" w:type="dxa"/>
-          <w:right w:w="56" w:type="dxa"/>
-        </w:tblCellMar>
-        <w:tblLook w:firstColumn="1" w:firstRow="1" w:lastColumn="0" w:lastRow="0" w:noHBand="0" w:noVBand="1" w:val="04A0"/>
-      </w:tblPr>
-      <w:tblGrid>
-        <w:gridCol w:w="3756"/>
-        <w:gridCol w:w="3756"/>
-        <w:gridCol w:w="3756"/>
-        <w:gridCol w:w="3756"/>
-      </w:tblGrid>
-      <w:tr>
-        <w:trPr>
-          <w:tblHeader/>
-        </w:trPr>
-        <w:tc>
-          <w:tcPr>
-            <w:tcW w:type="dxa" w:w="2494"/>
-            <w:shd w:val="clear" w:color="auto" w:fill="1F3864"/>
-            <w:vAlign w:val="center"/>
-          </w:tcPr>
-          <w:p>
-            <w:pPr>
-              <w:spacing w:after="0"/>
-              <w:jc w:val="center"/>
-            </w:pPr>
-            <w:r>
-              <w:rPr>
-                <w:rFonts w:ascii="游ゴシック" w:hAnsi="游ゴシック" w:eastAsia="游ゴシック"/>
-                <w:b/>
-                <w:color w:val="FFFFFF"/>
-                <w:sz w:val="17"/>
-              </w:rPr>
-              <w:t>項目</w:t>
-            </w:r>
-          </w:p>
-        </w:tc>
-        <w:tc>
-          <w:tcPr>
-            <w:tcW w:type="dxa" w:w="5443"/>
-            <w:shd w:val="clear" w:color="auto" w:fill="1F3864"/>
-            <w:vAlign w:val="center"/>
-          </w:tcPr>
-          <w:p>
-            <w:pPr>
-              <w:spacing w:after="0"/>
-              <w:jc w:val="center"/>
-            </w:pPr>
-            <w:r>
-              <w:rPr>
-                <w:rFonts w:ascii="游ゴシック" w:hAnsi="游ゴシック" w:eastAsia="游ゴシック"/>
-                <w:b/>
-                <w:color w:val="FFFFFF"/>
-                <w:sz w:val="17"/>
-              </w:rPr>
-              <w:t>本書での置き方</w:t>
-            </w:r>
-          </w:p>
-        </w:tc>
-        <w:tc>
-          <w:tcPr>
-            <w:tcW w:type="dxa" w:w="1247"/>
-            <w:shd w:val="clear" w:color="auto" w:fill="1F3864"/>
-            <w:vAlign w:val="center"/>
-          </w:tcPr>
-          <w:p>
-            <w:pPr>
-              <w:spacing w:after="0"/>
-              <w:jc w:val="center"/>
-            </w:pPr>
-            <w:r>
-              <w:rPr>
-                <w:rFonts w:ascii="游ゴシック" w:hAnsi="游ゴシック" w:eastAsia="游ゴシック"/>
-                <w:b/>
-                <w:color w:val="FFFFFF"/>
-                <w:sz w:val="17"/>
-              </w:rPr>
-              <w:t>確認事項</w:t>
-            </w:r>
-          </w:p>
-        </w:tc>
-        <w:tc>
-          <w:tcPr>
-            <w:tcW w:type="dxa" w:w="5783"/>
-            <w:shd w:val="clear" w:color="auto" w:fill="1F3864"/>
-            <w:vAlign w:val="center"/>
-          </w:tcPr>
-          <w:p>
-            <w:pPr>
-              <w:spacing w:after="0"/>
-              <w:jc w:val="center"/>
-            </w:pPr>
-            <w:r>
-              <w:rPr>
-                <w:rFonts w:ascii="游ゴシック" w:hAnsi="游ゴシック" w:eastAsia="游ゴシック"/>
-                <w:b/>
-                <w:color w:val="FFFFFF"/>
-                <w:sz w:val="17"/>
-              </w:rPr>
-              <w:t>月額への効き</w:t>
-            </w:r>
-          </w:p>
-        </w:tc>
-      </w:tr>
-      <w:tr>
-        <w:trPr>
-          <w:cantSplit/>
-        </w:trPr>
-        <w:tc>
-          <w:tcPr>
-            <w:tcW w:type="dxa" w:w="2494"/>
-            <w:vAlign w:val="center"/>
-          </w:tcPr>
-          <w:p>
-            <w:pPr>
-              <w:spacing w:after="0"/>
-            </w:pPr>
-            <w:r>
-              <w:rPr>
-                <w:rFonts w:ascii="游ゴシック" w:hAnsi="游ゴシック" w:eastAsia="游ゴシック"/>
-                <w:b/>
-                <w:sz w:val="17"/>
-              </w:rPr>
-              <w:t>要介護度の構成</w:t>
-            </w:r>
-          </w:p>
-        </w:tc>
-        <w:tc>
-          <w:tcPr>
-            <w:tcW w:type="dxa" w:w="5443"/>
-            <w:vAlign w:val="center"/>
-          </w:tcPr>
-          <w:p>
-            <w:pPr>
-              <w:spacing w:after="0"/>
-            </w:pPr>
-            <w:r>
-              <w:rPr>
-                <w:rFonts w:ascii="游ゴシック" w:hAnsi="游ゴシック" w:eastAsia="游ゴシック"/>
-                <w:b w:val="0"/>
-                <w:sz w:val="17"/>
-              </w:rPr>
-              <w:t>年齢階級ごとの要介護度の構成を令和7年度末の実績で固定した。年齢構成の変化による重度化は反映される</w:t>
-            </w:r>
-          </w:p>
-        </w:tc>
-        <w:tc>
-          <w:tcPr>
-            <w:tcW w:type="dxa" w:w="1247"/>
-            <w:vAlign w:val="center"/>
-          </w:tcPr>
-          <w:p>
-            <w:pPr>
-              <w:spacing w:after="0"/>
-            </w:pPr>
-            <w:r>
-              <w:rPr>
-                <w:rFonts w:ascii="游ゴシック" w:hAnsi="游ゴシック" w:eastAsia="游ゴシック"/>
-                <w:b w:val="0"/>
-                <w:sz w:val="17"/>
-              </w:rPr>
-              <w:t>―</w:t>
-            </w:r>
-          </w:p>
-        </w:tc>
-        <w:tc>
-          <w:tcPr>
-            <w:tcW w:type="dxa" w:w="5783"/>
-            <w:vAlign w:val="center"/>
-          </w:tcPr>
-          <w:p>
-            <w:pPr>
-              <w:spacing w:after="0"/>
-            </w:pPr>
-            <w:r>
-              <w:rPr>
-                <w:rFonts w:ascii="游ゴシック" w:hAnsi="游ゴシック" w:eastAsia="游ゴシック"/>
-                <w:b w:val="0"/>
-                <w:sz w:val="17"/>
-              </w:rPr>
-              <w:t>一律の伸びとの差は月額+10円</w:t>
-            </w:r>
-          </w:p>
-        </w:tc>
-      </w:tr>
-      <w:tr>
-        <w:trPr>
-          <w:cantSplit/>
-        </w:trPr>
-        <w:tc>
-          <w:tcPr>
-            <w:tcW w:type="dxa" w:w="2494"/>
-            <w:shd w:val="clear" w:color="auto" w:fill="F2F5FA"/>
-            <w:vAlign w:val="center"/>
-          </w:tcPr>
-          <w:p>
-            <w:pPr>
-              <w:spacing w:after="0"/>
-            </w:pPr>
-            <w:r>
-              <w:rPr>
-                <w:rFonts w:ascii="游ゴシック" w:hAnsi="游ゴシック" w:eastAsia="游ゴシック"/>
-                <w:b/>
-                <w:sz w:val="17"/>
-              </w:rPr>
-              <w:t>季節補正</w:t>
-            </w:r>
-          </w:p>
-        </w:tc>
-        <w:tc>
-          <w:tcPr>
-            <w:tcW w:type="dxa" w:w="5443"/>
-            <w:shd w:val="clear" w:color="auto" w:fill="F2F5FA"/>
-            <w:vAlign w:val="center"/>
-          </w:tcPr>
-          <w:p>
-            <w:pPr>
-              <w:spacing w:after="0"/>
-            </w:pPr>
-            <w:r>
-              <w:rPr>
-                <w:rFonts w:ascii="游ゴシック" w:hAnsi="游ゴシック" w:eastAsia="游ゴシック"/>
-                <w:b w:val="0"/>
-                <w:sz w:val="17"/>
-              </w:rPr>
-              <w:t>季節指数の和が12となり換算係数が1.0000で恒等的に消える。補正を行わない。**基準年度を完結年度に採る限り効きは0円であり、測定できて</w:t>
-            </w:r>
-          </w:p>
-        </w:tc>
-        <w:tc>
-          <w:tcPr>
-            <w:tcW w:type="dxa" w:w="1247"/>
-            <w:shd w:val="clear" w:color="auto" w:fill="F2F5FA"/>
-            <w:vAlign w:val="center"/>
-          </w:tcPr>
-          <w:p>
-            <w:pPr>
-              <w:spacing w:after="0"/>
-            </w:pPr>
-            <w:r>
-              <w:rPr>
-                <w:rFonts w:ascii="游ゴシック" w:hAnsi="游ゴシック" w:eastAsia="游ゴシック"/>
-                <w:b w:val="0"/>
-                <w:sz w:val="17"/>
-              </w:rPr>
-              <w:t>No.103</w:t>
-            </w:r>
-          </w:p>
-        </w:tc>
-        <w:tc>
-          <w:tcPr>
-            <w:tcW w:type="dxa" w:w="5783"/>
-            <w:shd w:val="clear" w:color="auto" w:fill="F2F5FA"/>
-            <w:vAlign w:val="center"/>
-          </w:tcPr>
-          <w:p>
-            <w:pPr>
-              <w:spacing w:after="0"/>
-            </w:pPr>
-            <w:r>
-              <w:rPr>
-                <w:rFonts w:ascii="游ゴシック" w:hAnsi="游ゴシック" w:eastAsia="游ゴシック"/>
-                <w:b w:val="0"/>
-                <w:sz w:val="17"/>
-              </w:rPr>
-              <w:t>効きは0円</w:t>
-            </w:r>
-          </w:p>
-        </w:tc>
-      </w:tr>
-    </w:tbl>
     <w:p>
       <w:pPr>
         <w:keepNext/>
@@ -14001,7 +13873,7 @@
           <w:b/>
           <w:sz w:val="20"/>
         </w:rPr>
-        <w:t>表15　発注者・3町の資料をお願いしているもの</w:t>
+        <w:t>表14　発注者・3町の資料をお願いしているもの</w:t>
       </w:r>
     </w:p>
     <w:tbl>
@@ -15399,7 +15271,7 @@
           <w:b/>
           <w:sz w:val="20"/>
         </w:rPr>
-        <w:t>表16　国の告示・公布を待つもの</w:t>
+        <w:t>表15　国の告示・公布を待つもの</w:t>
       </w:r>
     </w:p>
     <w:tbl>
@@ -15912,7 +15784,7 @@
           <w:b/>
           <w:sz w:val="20"/>
         </w:rPr>
-        <w:t>表17　月額基準額の幅</w:t>
+        <w:t>表16　月額基準額の幅</w:t>
       </w:r>
     </w:p>
     <w:tbl>
@@ -16994,7 +16866,7 @@
           <w:b/>
           <w:sz w:val="20"/>
         </w:rPr>
-        <w:t>表18　本書の数値の点検</w:t>
+        <w:t>表17　本書の数値の点検</w:t>
       </w:r>
     </w:p>
     <w:tbl>
@@ -17168,7 +17040,7 @@
                 <w:b w:val="0"/>
                 <w:sz w:val="17"/>
               </w:rPr>
-              <w:t>据え置き23件＝A2＋B15＋C4＋Z2（解消済み）</w:t>
+              <w:t>据え置き23件＝A0＋B15＋C4＋Z4（解消済み）</w:t>
             </w:r>
           </w:p>
         </w:tc>
@@ -17214,7 +17086,7 @@
                 <w:b/>
                 <w:sz w:val="17"/>
               </w:rPr>
-              <w:t>2</w:t>
+              <w:t>1.5</w:t>
             </w:r>
           </w:p>
         </w:tc>
@@ -17234,7 +17106,7 @@
                 <w:b w:val="0"/>
                 <w:sz w:val="17"/>
               </w:rPr>
-              <w:t>総給付費（3か年計）</w:t>
+              <w:t>解消済みのものに確定又は解消の旨が書かれていること</w:t>
             </w:r>
           </w:p>
         </w:tc>
@@ -17254,7 +17126,7 @@
                 <w:b w:val="0"/>
                 <w:sz w:val="17"/>
               </w:rPr>
-              <w:t>9,035,114,142.285852円</w:t>
+              <w:t>解消済み4件／確定の記述がないもの なし</w:t>
             </w:r>
           </w:p>
         </w:tc>
@@ -17300,7 +17172,7 @@
                 <w:b/>
                 <w:sz w:val="17"/>
               </w:rPr>
-              <w:t>3</w:t>
+              <w:t>2</w:t>
             </w:r>
           </w:p>
         </w:tc>
@@ -17319,7 +17191,7 @@
                 <w:b w:val="0"/>
                 <w:sz w:val="17"/>
               </w:rPr>
-              <w:t>算定上の月額基準額</w:t>
+              <w:t>総給付費（3か年計）</w:t>
             </w:r>
           </w:p>
         </w:tc>
@@ -17338,7 +17210,7 @@
                 <w:b w:val="0"/>
                 <w:sz w:val="17"/>
               </w:rPr>
-              <w:t>6438円（一律の伸びなら6428円、見える化の自然体推計なら6740円）</w:t>
+              <w:t>9,035,114,142.285852円</w:t>
             </w:r>
           </w:p>
         </w:tc>
@@ -17384,7 +17256,7 @@
                 <w:b/>
                 <w:sz w:val="17"/>
               </w:rPr>
-              <w:t>4</w:t>
+              <w:t>3</w:t>
             </w:r>
           </w:p>
         </w:tc>
@@ -17404,7 +17276,7 @@
                 <w:b w:val="0"/>
                 <w:sz w:val="17"/>
               </w:rPr>
-              <w:t>基準年度の給付費が総括表と一致すること</w:t>
+              <w:t>算定上の月額基準額</w:t>
             </w:r>
           </w:p>
         </w:tc>
@@ -17424,7 +17296,7 @@
                 <w:b w:val="0"/>
                 <w:sz w:val="17"/>
               </w:rPr>
-              <w:t>2,915,307,125円</w:t>
+              <w:t>6438円（一律の伸びなら6428円、見える化の自然体推計なら6740円）</w:t>
             </w:r>
           </w:p>
         </w:tc>
@@ -17470,7 +17342,7 @@
                 <w:b/>
                 <w:sz w:val="17"/>
               </w:rPr>
-              <w:t>5</w:t>
+              <w:t>4</w:t>
             </w:r>
           </w:p>
         </w:tc>
@@ -17489,7 +17361,7 @@
                 <w:b w:val="0"/>
                 <w:sz w:val="17"/>
               </w:rPr>
-              <w:t>サービスの数</w:t>
+              <w:t>基準年度の給付費が総括表と一致すること</w:t>
             </w:r>
           </w:p>
         </w:tc>
@@ -17508,7 +17380,7 @@
                 <w:b w:val="0"/>
                 <w:sz w:val="17"/>
               </w:rPr>
-              <w:t>29区分（施設5・居住系3・在宅21）</w:t>
+              <w:t>2,915,307,125円</w:t>
             </w:r>
           </w:p>
         </w:tc>
@@ -17554,7 +17426,7 @@
                 <w:b/>
                 <w:sz w:val="17"/>
               </w:rPr>
-              <w:t>6</w:t>
+              <w:t>5</w:t>
             </w:r>
           </w:p>
         </w:tc>
@@ -17574,7 +17446,7 @@
                 <w:b w:val="0"/>
                 <w:sz w:val="17"/>
               </w:rPr>
-              <w:t>利用回（日）数を立てたサービスの数</w:t>
+              <w:t>サービスの数</w:t>
             </w:r>
           </w:p>
         </w:tc>
@@ -17594,7 +17466,7 @@
                 <w:b w:val="0"/>
                 <w:sz w:val="17"/>
               </w:rPr>
-              <w:t>12区分（うち実績があるもの10区分）</w:t>
+              <w:t>29区分（施設5・居住系3・在宅21）</w:t>
             </w:r>
           </w:p>
         </w:tc>
@@ -17640,6 +17512,90 @@
                 <w:b/>
                 <w:sz w:val="17"/>
               </w:rPr>
+              <w:t>6</w:t>
+            </w:r>
+          </w:p>
+        </w:tc>
+        <w:tc>
+          <w:tcPr>
+            <w:tcW w:type="dxa" w:w="4535"/>
+            <w:vAlign w:val="center"/>
+          </w:tcPr>
+          <w:p>
+            <w:pPr>
+              <w:spacing w:after="0"/>
+            </w:pPr>
+            <w:r>
+              <w:rPr>
+                <w:rFonts w:ascii="游ゴシック" w:hAnsi="游ゴシック" w:eastAsia="游ゴシック"/>
+                <w:b w:val="0"/>
+                <w:sz w:val="17"/>
+              </w:rPr>
+              <w:t>利用回（日）数を立てたサービスの数</w:t>
+            </w:r>
+          </w:p>
+        </w:tc>
+        <w:tc>
+          <w:tcPr>
+            <w:tcW w:type="dxa" w:w="6803"/>
+            <w:vAlign w:val="center"/>
+          </w:tcPr>
+          <w:p>
+            <w:pPr>
+              <w:spacing w:after="0"/>
+            </w:pPr>
+            <w:r>
+              <w:rPr>
+                <w:rFonts w:ascii="游ゴシック" w:hAnsi="游ゴシック" w:eastAsia="游ゴシック"/>
+                <w:b w:val="0"/>
+                <w:sz w:val="17"/>
+              </w:rPr>
+              <w:t>12区分（うち実績があるもの10区分）</w:t>
+            </w:r>
+          </w:p>
+        </w:tc>
+        <w:tc>
+          <w:tcPr>
+            <w:tcW w:type="dxa" w:w="1134"/>
+            <w:vAlign w:val="center"/>
+          </w:tcPr>
+          <w:p>
+            <w:pPr>
+              <w:spacing w:after="0"/>
+              <w:jc w:val="center"/>
+            </w:pPr>
+            <w:r>
+              <w:rPr>
+                <w:rFonts w:ascii="游ゴシック" w:hAnsi="游ゴシック" w:eastAsia="游ゴシック"/>
+                <w:b w:val="0"/>
+                <w:sz w:val="17"/>
+              </w:rPr>
+              <w:t>適合</w:t>
+            </w:r>
+          </w:p>
+        </w:tc>
+      </w:tr>
+      <w:tr>
+        <w:trPr>
+          <w:cantSplit/>
+        </w:trPr>
+        <w:tc>
+          <w:tcPr>
+            <w:tcW w:type="dxa" w:w="794"/>
+            <w:shd w:val="clear" w:color="auto" w:fill="F2F5FA"/>
+            <w:vAlign w:val="center"/>
+          </w:tcPr>
+          <w:p>
+            <w:pPr>
+              <w:spacing w:after="0"/>
+              <w:jc w:val="center"/>
+            </w:pPr>
+            <w:r>
+              <w:rPr>
+                <w:rFonts w:ascii="游ゴシック" w:hAnsi="游ゴシック" w:eastAsia="游ゴシック"/>
+                <w:b/>
+                <w:sz w:val="17"/>
+              </w:rPr>
               <w:t>7</w:t>
             </w:r>
           </w:p>
@@ -17647,6 +17603,7 @@
         <w:tc>
           <w:tcPr>
             <w:tcW w:type="dxa" w:w="4535"/>
+            <w:shd w:val="clear" w:color="auto" w:fill="F2F5FA"/>
             <w:vAlign w:val="center"/>
           </w:tcPr>
           <w:p>
@@ -17666,6 +17623,7 @@
         <w:tc>
           <w:tcPr>
             <w:tcW w:type="dxa" w:w="6803"/>
+            <w:shd w:val="clear" w:color="auto" w:fill="F2F5FA"/>
             <w:vAlign w:val="center"/>
           </w:tcPr>
           <w:p>
@@ -17685,6 +17643,7 @@
         <w:tc>
           <w:tcPr>
             <w:tcW w:type="dxa" w:w="1134"/>
+            <w:shd w:val="clear" w:color="auto" w:fill="F2F5FA"/>
             <w:vAlign w:val="center"/>
           </w:tcPr>
           <w:p>

--- a/output/第10期計画_資料を受領できない場合のサービス見込量.docx
+++ b/output/第10期計画_資料を受領できない場合のサービス見込量.docx
@@ -1181,7 +1181,20 @@
           <w:b w:val="0"/>
           <w:sz w:val="21"/>
         </w:rPr>
-        <w:t>1人1月あたり給付費を令和7年度の実績で固定しており、実績が年率1.75％で伸びてきたことを見込んでいません。これを織り込むと月額は＋185円から＋374円に当たります。令和9年度は介護報酬改定の年であり、改定率3％なら＋182円です。加えて、令和9年度改定を待たずに令和8年度にも改定が行われることが国から示されており、令和7年度の単価は2回分の改定を織り込んでいません。資料が届かないことによる偏りは、保険料が低く出る側にあります。見込量を低く置いて保険料が不足すると第10期の途中で財源が足りなくなるため、この偏りは第2次概算までに是正の要否をご判断いただく必要があります。</w:t>
+        <w:t>1人1月あたり給付費を令和7年度の実績で固定しており、実績が年率1.32％から1.75％で伸びてきたことを見込んでいません。これを織り込むと月額は＋245円から＋327円に当たります。</w:t>
+      </w:r>
+    </w:p>
+    <w:p>
+      <w:pPr>
+        <w:spacing w:after="80"/>
+      </w:pPr>
+      <w:r>
+        <w:rPr>
+          <w:rFonts w:ascii="游ゴシック" w:hAnsi="游ゴシック" w:eastAsia="游ゴシック"/>
+          <w:b w:val="0"/>
+          <w:sz w:val="21"/>
+        </w:rPr>
+        <w:t>令和9年度は介護報酬改定の年であり、改定率3％なら＋183円です。加えて、令和9年度改定を待たずに令和8年度にも改定が行われることが国から示されており、令和7年度の単価は2回分の改定を織り込んでいません。資料が届かないことによる偏りは、保険料が低く出る側にあります。見込量を低く置いて保険料が不足すると第10期の途中で財源が足りなくなるため、この偏りは第2次概算までに是正の要否をご判断いただく必要があります。</w:t>
       </w:r>
     </w:p>
     <w:p>
@@ -15467,7 +15480,7 @@
                 <w:b w:val="0"/>
                 <w:sz w:val="17"/>
               </w:rPr>
-              <w:t>改定率1％あたり月額＋61円。単価の年率1.75％の伸びを見込まないことは月額＋185〜＋374円に当た</w:t>
+              <w:t>改定率1％あたり月額＋61円。単価の年率1.75％の伸びを見込まないことは月額＋245円〜＋327円に当</w:t>
             </w:r>
           </w:p>
         </w:tc>
@@ -16180,7 +16193,7 @@
                 <w:b w:val="0"/>
                 <w:sz w:val="17"/>
               </w:rPr>
-              <w:t>6,620円</w:t>
+              <w:t>6,621円</w:t>
             </w:r>
           </w:p>
         </w:tc>
@@ -16220,7 +16233,7 @@
                 <w:b w:val="0"/>
                 <w:sz w:val="17"/>
               </w:rPr>
-              <w:t>＋182円</w:t>
+              <w:t>＋183円</w:t>
             </w:r>
           </w:p>
         </w:tc>
@@ -16264,7 +16277,7 @@
                 <w:b/>
                 <w:sz w:val="17"/>
               </w:rPr>
-              <w:t>単価の趨勢（年率1.75％）を織り込む（下）</w:t>
+              <w:t>単価の趨勢（年率1.32％・中央値）を織り込む</w:t>
             </w:r>
           </w:p>
         </w:tc>
@@ -16285,7 +16298,7 @@
                 <w:b w:val="0"/>
                 <w:sz w:val="17"/>
               </w:rPr>
-              <w:t>6,623円</w:t>
+              <w:t>6,683円</w:t>
             </w:r>
           </w:p>
         </w:tc>
@@ -16306,7 +16319,7 @@
                 <w:b w:val="0"/>
                 <w:sz w:val="17"/>
               </w:rPr>
-              <w:t>6,600円</w:t>
+              <w:t>6,700円</w:t>
             </w:r>
           </w:p>
         </w:tc>
@@ -16327,7 +16340,7 @@
                 <w:b w:val="0"/>
                 <w:sz w:val="17"/>
               </w:rPr>
-              <w:t>＋185円</w:t>
+              <w:t>＋245円</w:t>
             </w:r>
           </w:p>
         </w:tc>
@@ -16371,7 +16384,7 @@
                 <w:b/>
                 <w:sz w:val="17"/>
               </w:rPr>
-              <w:t>単価の趨勢（年率1.75％）を織り込む（上）</w:t>
+              <w:t>単価の趨勢（年率1.75％・平均）を織り込む</w:t>
             </w:r>
           </w:p>
         </w:tc>
@@ -16391,7 +16404,7 @@
                 <w:b w:val="0"/>
                 <w:sz w:val="17"/>
               </w:rPr>
-              <w:t>6,812円</w:t>
+              <w:t>6,766円</w:t>
             </w:r>
           </w:p>
         </w:tc>
@@ -16431,7 +16444,7 @@
                 <w:b w:val="0"/>
                 <w:sz w:val="17"/>
               </w:rPr>
-              <w:t>＋374円</w:t>
+              <w:t>＋327円</w:t>
             </w:r>
           </w:p>
         </w:tc>
@@ -16496,7 +16509,7 @@
                 <w:b w:val="0"/>
                 <w:sz w:val="17"/>
               </w:rPr>
-              <w:t>6,728円</w:t>
+              <w:t>6,750円</w:t>
             </w:r>
           </w:p>
         </w:tc>
@@ -16538,7 +16551,7 @@
                 <w:b w:val="0"/>
                 <w:sz w:val="17"/>
               </w:rPr>
-              <w:t>＋290円</w:t>
+              <w:t>＋311円</w:t>
             </w:r>
           </w:p>
         </w:tc>
@@ -16602,7 +16615,7 @@
                 <w:b w:val="0"/>
                 <w:sz w:val="17"/>
               </w:rPr>
-              <w:t>6,128円</w:t>
+              <w:t>6,130円</w:t>
             </w:r>
           </w:p>
         </w:tc>
@@ -16642,7 +16655,7 @@
                 <w:b w:val="0"/>
                 <w:sz w:val="17"/>
               </w:rPr>
-              <w:t>▲310円</w:t>
+              <w:t>▲308円</w:t>
             </w:r>
           </w:p>
         </w:tc>

--- a/output/第10期計画_資料を受領できない場合のサービス見込量.docx
+++ b/output/第10期計画_資料を受領できない場合のサービス見込量.docx
@@ -15480,7 +15480,7 @@
                 <w:b w:val="0"/>
                 <w:sz w:val="17"/>
               </w:rPr>
-              <w:t>改定率1％あたり月額＋61円。単価の年率1.75％の伸びを見込まないことは月額＋245円〜＋327円に当</w:t>
+              <w:t>改定率1％あたり月額＋61円。単価の年率1.32％から1.75％の伸びを見込まないことは月額＋245円〜</w:t>
             </w:r>
           </w:p>
         </w:tc>

--- a/output/第10期計画_資料を受領できない場合のサービス見込量.docx
+++ b/output/第10期計画_資料を受領できない場合のサービス見込量.docx
@@ -13564,7 +13564,7 @@
                 <w:b w:val="0"/>
                 <w:sz w:val="17"/>
               </w:rPr>
-              <w:t>採用により総給付費（3か年）＋3,213,698円・月額＋2.17円。保険料基準額は6,400円で変わら</w:t>
+              <w:t>採用により総給付費（3か年）＋3,213,698円・月額＋2.16円。保険料基準額は6,400円で変わら</w:t>
             </w:r>
           </w:p>
         </w:tc>
